--- a/00_CADRAGE/03_Matrice_RACI.docx
+++ b/00_CADRAGE/03_Matrice_RACI.docx
@@ -2,6 +2,45 @@
 <file path=word/document.xml><?xml version="1.0" encoding="utf-8"?>
 <w:document xmlns:wpc="http://schemas.microsoft.com/office/word/2010/wordprocessingCanvas" xmlns:cx="http://schemas.microsoft.com/office/drawing/2014/chartex" xmlns:cx1="http://schemas.microsoft.com/office/drawing/2015/9/8/chartex" xmlns:cx2="http://schemas.microsoft.com/office/drawing/2015/10/21/chartex" xmlns:cx3="http://schemas.microsoft.com/office/drawing/2016/5/9/chartex" xmlns:cx4="http://schemas.microsoft.com/office/drawing/2016/5/10/chartex" xmlns:cx5="http://schemas.microsoft.com/office/drawing/2016/5/11/chartex" xmlns:cx6="http://schemas.microsoft.com/office/drawing/2016/5/12/chartex" xmlns:cx7="http://schemas.microsoft.com/office/drawing/2016/5/13/chartex" xmlns:cx8="http://schemas.microsoft.com/office/drawing/2016/5/14/chartex" xmlns:mc="http://schemas.openxmlformats.org/markup-compatibility/2006" xmlns:aink="http://schemas.microsoft.com/office/drawing/2016/ink" xmlns:am3d="http://schemas.microsoft.com/office/drawing/2017/model3d" xmlns:o="urn:schemas-microsoft-com:office:office" xmlns:oel="http://schemas.microsoft.com/office/2019/extlst" xmlns:r="http://schemas.openxmlformats.org/officeDocument/2006/relationships" xmlns:m="http://schemas.openxmlformats.org/officeDocument/2006/math" xmlns:v="urn:schemas-microsoft-com:vml" xmlns:wp14="http://schemas.microsoft.com/office/word/2010/wordprocessingDrawing" xmlns:wp="http://schemas.openxmlformats.org/drawingml/2006/wordprocessingDrawing" xmlns:w10="urn:schemas-microsoft-com:office:word" xmlns:w="http://schemas.openxmlformats.org/wordprocessingml/2006/main" xmlns:w14="http://schemas.microsoft.com/office/word/2010/wordml" xmlns:w15="http://schemas.microsoft.com/office/word/2012/wordml" xmlns:w16cei="http://schemas.microsoft.com/office/word/2026/wordml/cei" xmlns:w16cex="http://schemas.microsoft.com/office/word/2018/wordml/cex" xmlns:w16cid="http://schemas.microsoft.com/office/word/2016/wordml/cid" xmlns:w16="http://schemas.microsoft.com/office/word/2018/wordml" xmlns:w16du="http://schemas.microsoft.com/office/word/2023/wordml/word16du" xmlns:w16sdtdh="http://schemas.microsoft.com/office/word/2020/wordml/sdtdatahash" xmlns:w16sdtfl="http://schemas.microsoft.com/office/word/2024/wordml/sdtformatlock" xmlns:w16se="http://schemas.microsoft.com/office/word/2015/wordml/symex" xmlns:wpg="http://schemas.microsoft.com/office/word/2010/wordprocessingGroup" xmlns:wpi="http://schemas.microsoft.com/office/word/2010/wordprocessingInk" xmlns:wne="http://schemas.microsoft.com/office/word/2006/wordml" xmlns:wps="http://schemas.microsoft.com/office/word/2010/wordprocessingShape" mc:Ignorable="w14 w15 w16se w16cid w16 w16cex w16sdtdh w16sdtfl w16du wp14">
   <w:body>
+    <w:p>
+      <w:pPr>
+        <w:jc w:val="center"/>
+      </w:pPr>
+      <w:r>
+        <w:drawing>
+          <wp:inline xmlns:a="http://schemas.openxmlformats.org/drawingml/2006/main" xmlns:pic="http://schemas.openxmlformats.org/drawingml/2006/picture">
+            <wp:extent cx="3780000" cy="2520000"/>
+            <wp:docPr id="1" name="Picture 1"/>
+            <wp:cNvGraphicFramePr>
+              <a:graphicFrameLocks noChangeAspect="1"/>
+            </wp:cNvGraphicFramePr>
+            <a:graphic>
+              <a:graphicData uri="http://schemas.openxmlformats.org/drawingml/2006/picture">
+                <pic:pic>
+                  <pic:nvPicPr>
+                    <pic:cNvPr id="0" name="image.png"/>
+                    <pic:cNvPicPr/>
+                  </pic:nvPicPr>
+                  <pic:blipFill>
+                    <a:blip r:embed="rId13"/>
+                    <a:stretch>
+                      <a:fillRect/>
+                    </a:stretch>
+                  </pic:blipFill>
+                  <pic:spPr>
+                    <a:xfrm>
+                      <a:off x="0" y="0"/>
+                      <a:ext cx="3780000" cy="2520000"/>
+                    </a:xfrm>
+                    <a:prstGeom prst="rect"/>
+                  </pic:spPr>
+                </pic:pic>
+              </a:graphicData>
+            </a:graphic>
+          </wp:inline>
+        </w:drawing>
+      </w:r>
+    </w:p>
     <w:p/>
     <w:p/>
     <w:p/>
@@ -151,13 +190,7 @@
         <w:t xml:space="preserve"> R  </w:t>
       </w:r>
       <w:r>
-        <w:t xml:space="preserve">  </w:t>
-      </w:r>
-      <w:r>
-        <w:t>Responsable</w:t>
-      </w:r>
-      <w:r>
-        <w:t xml:space="preserve"> — réalise concrètement la tâche</w:t>
+        <w:t xml:space="preserve">  Responsable — réalise concrètement la tâche</w:t>
       </w:r>
     </w:p>
     <w:p>
@@ -172,13 +205,7 @@
         <w:t xml:space="preserve"> A  </w:t>
       </w:r>
       <w:r>
-        <w:t xml:space="preserve">  </w:t>
-      </w:r>
-      <w:r>
-        <w:t>Approbateur</w:t>
-      </w:r>
-      <w:r>
-        <w:t>— garant du résultat (un seul A par tâche)</w:t>
+        <w:t xml:space="preserve">  Approbateur— garant du résultat (un seul A par tâche)</w:t>
       </w:r>
     </w:p>
     <w:p>
@@ -193,13 +220,7 @@
         <w:t xml:space="preserve"> C  </w:t>
       </w:r>
       <w:r>
-        <w:t xml:space="preserve">  Consult</w:t>
-      </w:r>
-      <w:r>
-        <w:t>é</w:t>
-      </w:r>
-      <w:r>
-        <w:t xml:space="preserve"> — consulté avant / pendant</w:t>
+        <w:t xml:space="preserve">  Consulté — consulté avant / pendant</w:t>
       </w:r>
     </w:p>
     <w:p>
@@ -214,13 +235,7 @@
         <w:t xml:space="preserve">  I  </w:t>
       </w:r>
       <w:r>
-        <w:t xml:space="preserve">  Inform</w:t>
-      </w:r>
-      <w:r>
-        <w:t xml:space="preserve">é </w:t>
-      </w:r>
-      <w:r>
-        <w:t>— tenu informé du résultat</w:t>
+        <w:t xml:space="preserve">  Informé — tenu informé du résultat</w:t>
       </w:r>
     </w:p>
     <w:p>
@@ -228,7 +243,7 @@
         <w:rPr>
           <w:color w:val="555555"/>
         </w:rPr>
-        <w:t>Membres de l'équipe : P1 = Chef de projet / Business · P2 = Data Engineer · P3 = Data Scientist · P4 = MLOps / BI.</w:t>
+        <w:t>Membres de l'équipe : P1 = Pauline CISSE (Chef de projet / Business) · P2 = Luc-Yvan NZEE EVOUNDZA (Data Engineer) · P3 = Nihad TRAORE (Data Scientist) · P4 = Sona KOULIBALY (MLOps / BI).</w:t>
       </w:r>
     </w:p>
     <w:p>
@@ -3126,6 +3141,153 @@
               <w:rPr>
                 <w:sz w:val="19"/>
               </w:rPr>
+              <w:t>MLOps (MLflow, monitoring, CI/CD)</w:t>
+            </w:r>
+          </w:p>
+        </w:tc>
+        <w:tc>
+          <w:tcPr>
+            <w:tcW w:w="1049" w:type="dxa"/>
+            <w:tcMar>
+              <w:top w:w="50" w:type="dxa"/>
+              <w:left w:w="90" w:type="dxa"/>
+              <w:bottom w:w="50" w:type="dxa"/>
+              <w:right w:w="90" w:type="dxa"/>
+            </w:tcMar>
+            <w:vAlign w:val="center"/>
+          </w:tcPr>
+          <w:p>
+            <w:pPr>
+              <w:spacing w:after="40"/>
+              <w:jc w:val="center"/>
+            </w:pPr>
+            <w:r>
+              <w:rPr>
+                <w:b/>
+                <w:color w:val="7F8C8D"/>
+                <w:sz w:val="19"/>
+              </w:rPr>
+              <w:t>I</w:t>
+            </w:r>
+          </w:p>
+        </w:tc>
+        <w:tc>
+          <w:tcPr>
+            <w:tcW w:w="1049" w:type="dxa"/>
+            <w:tcMar>
+              <w:top w:w="50" w:type="dxa"/>
+              <w:left w:w="90" w:type="dxa"/>
+              <w:bottom w:w="50" w:type="dxa"/>
+              <w:right w:w="90" w:type="dxa"/>
+            </w:tcMar>
+            <w:vAlign w:val="center"/>
+          </w:tcPr>
+          <w:p>
+            <w:pPr>
+              <w:spacing w:after="40"/>
+              <w:jc w:val="center"/>
+            </w:pPr>
+            <w:r>
+              <w:rPr>
+                <w:b/>
+                <w:color w:val="E67E22"/>
+                <w:sz w:val="19"/>
+              </w:rPr>
+              <w:t>C</w:t>
+            </w:r>
+          </w:p>
+        </w:tc>
+        <w:tc>
+          <w:tcPr>
+            <w:tcW w:w="1049" w:type="dxa"/>
+            <w:tcMar>
+              <w:top w:w="50" w:type="dxa"/>
+              <w:left w:w="90" w:type="dxa"/>
+              <w:bottom w:w="50" w:type="dxa"/>
+              <w:right w:w="90" w:type="dxa"/>
+            </w:tcMar>
+            <w:vAlign w:val="center"/>
+          </w:tcPr>
+          <w:p>
+            <w:pPr>
+              <w:spacing w:after="40"/>
+              <w:jc w:val="center"/>
+            </w:pPr>
+            <w:r>
+              <w:rPr>
+                <w:b/>
+                <w:color w:val="E67E22"/>
+                <w:sz w:val="19"/>
+              </w:rPr>
+              <w:t>C</w:t>
+            </w:r>
+          </w:p>
+        </w:tc>
+        <w:tc>
+          <w:tcPr>
+            <w:tcW w:w="1049" w:type="dxa"/>
+            <w:tcMar>
+              <w:top w:w="50" w:type="dxa"/>
+              <w:left w:w="90" w:type="dxa"/>
+              <w:bottom w:w="50" w:type="dxa"/>
+              <w:right w:w="90" w:type="dxa"/>
+            </w:tcMar>
+            <w:vAlign w:val="center"/>
+          </w:tcPr>
+          <w:p>
+            <w:pPr>
+              <w:spacing w:after="40"/>
+              <w:jc w:val="center"/>
+            </w:pPr>
+            <w:r>
+              <w:rPr>
+                <w:b/>
+                <w:color w:val="C0392B"/>
+                <w:sz w:val="19"/>
+              </w:rPr>
+              <w:t>A</w:t>
+            </w:r>
+            <w:r>
+              <w:rPr>
+                <w:color w:val="555555"/>
+                <w:sz w:val="18"/>
+              </w:rPr>
+              <w:t>/</w:t>
+            </w:r>
+            <w:r>
+              <w:rPr>
+                <w:b/>
+                <w:color w:val="127A8A"/>
+                <w:sz w:val="19"/>
+              </w:rPr>
+              <w:t>R</w:t>
+            </w:r>
+          </w:p>
+        </w:tc>
+      </w:tr>
+      <w:tr>
+        <w:trPr>
+          <w:jc w:val="center"/>
+        </w:trPr>
+        <w:tc>
+          <w:tcPr>
+            <w:tcW w:w="4309" w:type="dxa"/>
+            <w:tcMar>
+              <w:top w:w="50" w:type="dxa"/>
+              <w:left w:w="90" w:type="dxa"/>
+              <w:bottom w:w="50" w:type="dxa"/>
+              <w:right w:w="90" w:type="dxa"/>
+            </w:tcMar>
+            <w:vAlign w:val="center"/>
+          </w:tcPr>
+          <w:p>
+            <w:pPr>
+              <w:spacing w:after="40"/>
+            </w:pPr>
+            <w:r>
+              <w:rPr>
+                <w:sz w:val="19"/>
+              </w:rPr>
               <w:t>API FastAPI + Docker</w:t>
             </w:r>
           </w:p>
@@ -4170,23 +4332,13 @@
         <w:rPr>
           <w:color w:val="555555"/>
         </w:rPr>
-        <w:t>Règle de contrôle : chaque tâche possède exactement un « A » (A</w:t>
-      </w:r>
-      <w:r>
-        <w:rPr>
-          <w:color w:val="555555"/>
-        </w:rPr>
-        <w:t>pprobateur</w:t>
-      </w:r>
-      <w:r>
-        <w:rPr>
-          <w:color w:val="555555"/>
-        </w:rPr>
-        <w:t>), garantissant une responsabilité unique et sans ambiguïté sur le résultat.</w:t>
+        <w:t>Règle de contrôle : chaque tâche possède exactement un « A » (Approbateur), garantissant une responsabilité unique et sans ambiguïté sur le résultat.</w:t>
       </w:r>
     </w:p>
     <w:sectPr>
       <w:footerReference w:type="default" r:id="rId8"/>
+      <w:headerReference w:type="default" r:id="rId11"/>
+      <w:headerReference w:type="first" r:id="rId12"/>
       <w:pgSz w:w="12240" w:h="15840"/>
       <w:pgMar w:top="1440" w:right="1800" w:bottom="1440" w:left="1800" w:header="720" w:footer="720" w:gutter="0"/>
       <w:cols w:space="720"/>
@@ -4283,6 +4435,27 @@
     </w:p>
   </w:footnote>
 </w:footnotes>
+</file>
+
+<file path=word/header1.xml><?xml version="1.0" encoding="utf-8"?>
+<w:hdr xmlns:m="http://schemas.openxmlformats.org/officeDocument/2006/math" xmlns:mc="http://schemas.openxmlformats.org/markup-compatibility/2006" xmlns:mo="http://schemas.microsoft.com/office/mac/office/2008/main" xmlns:mv="urn:schemas-microsoft-com:mac:vml" xmlns:o="urn:schemas-microsoft-com:office:office" xmlns:r="http://schemas.openxmlformats.org/officeDocument/2006/relationships" xmlns:v="urn:schemas-microsoft-com:vml" xmlns:w10="urn:schemas-microsoft-com:office:word" xmlns:w14="http://schemas.microsoft.com/office/word/2010/wordml" xmlns:w="http://schemas.openxmlformats.org/wordprocessingml/2006/main" xmlns:wne="http://schemas.microsoft.com/office/word/2006/wordml" xmlns:wp14="http://schemas.microsoft.com/office/word/2010/wordprocessingDrawing" xmlns:wp="http://schemas.openxmlformats.org/drawingml/2006/wordprocessingDrawing" xmlns:wpc="http://schemas.microsoft.com/office/word/2010/wordprocessingCanvas" xmlns:wpg="http://schemas.microsoft.com/office/word/2010/wordprocessingGroup" xmlns:wpi="http://schemas.microsoft.com/office/word/2010/wordprocessingInk" xmlns:wps="http://schemas.microsoft.com/office/word/2010/wordprocessingShape" mc:Ignorable="w14 wp14">
+  <w:p>
+    <w:pPr>
+      <w:pStyle w:val="Header"/>
+      <w:jc w:val="center"/>
+    </w:pPr>
+  </w:p>
+</w:hdr>
+</file>
+
+<file path=word/header2.xml><?xml version="1.0" encoding="utf-8"?>
+<w:hdr xmlns:m="http://schemas.openxmlformats.org/officeDocument/2006/math" xmlns:mc="http://schemas.openxmlformats.org/markup-compatibility/2006" xmlns:mo="http://schemas.microsoft.com/office/mac/office/2008/main" xmlns:mv="urn:schemas-microsoft-com:mac:vml" xmlns:o="urn:schemas-microsoft-com:office:office" xmlns:r="http://schemas.openxmlformats.org/officeDocument/2006/relationships" xmlns:v="urn:schemas-microsoft-com:vml" xmlns:w10="urn:schemas-microsoft-com:office:word" xmlns:w14="http://schemas.microsoft.com/office/word/2010/wordml" xmlns:w="http://schemas.openxmlformats.org/wordprocessingml/2006/main" xmlns:wne="http://schemas.microsoft.com/office/word/2006/wordml" xmlns:wp14="http://schemas.microsoft.com/office/word/2010/wordprocessingDrawing" xmlns:wp="http://schemas.openxmlformats.org/drawingml/2006/wordprocessingDrawing" xmlns:wpc="http://schemas.microsoft.com/office/word/2010/wordprocessingCanvas" xmlns:wpg="http://schemas.microsoft.com/office/word/2010/wordprocessingGroup" xmlns:wpi="http://schemas.microsoft.com/office/word/2010/wordprocessingInk" xmlns:wps="http://schemas.microsoft.com/office/word/2010/wordprocessingShape" mc:Ignorable="w14 wp14">
+  <w:p>
+    <w:pPr>
+      <w:pStyle w:val="Header"/>
+    </w:pPr>
+  </w:p>
+</w:hdr>
 </file>
 
 <file path=word/numbering.xml><?xml version="1.0" encoding="utf-8"?>
